--- a/FinalV1/TRACE_Idea_Submission.docx
+++ b/FinalV1/TRACE_Idea_Submission.docx
@@ -8061,7 +8061,7 @@
         <w:spacing w:after="80"/>
       </w:pPr>
       <w:r>
-        <w:t>A Node process serves the Next.js rendering and its API routes. Services run as single non-root container images behind NGINX, which is mostly about preventing the environment drift that makes production bugs unreproducible locally.</w:t>
+        <w:t>A Node process serves the Next.js rendering and its API routes. Services run as single non-root container images behind a reverse proxy, which is mostly about preventing the environment drift that makes production bugs unreproducible locally.</w:t>
       </w:r>
     </w:p>
     <w:p>
